--- a/report/Sonstiges/To-Do.docx
+++ b/report/Sonstiges/To-Do.docx
@@ -17,30 +17,6 @@
       </w:pPr>
       <w:r>
         <w:t>Muss geklärt werden</w:t>
-      </w:r>
-    </w:p>
-    <w:p>
-      <w:pPr>
-        <w:pStyle w:val="Listenabsatz"/>
-        <w:numPr>
-          <w:ilvl w:val="0"/>
-          <w:numId w:val="3"/>
-        </w:numPr>
-      </w:pPr>
-      <w:r>
-        <w:t>Tests bei Actor Doku</w:t>
-      </w:r>
-    </w:p>
-    <w:p>
-      <w:pPr>
-        <w:pStyle w:val="Listenabsatz"/>
-        <w:numPr>
-          <w:ilvl w:val="0"/>
-          <w:numId w:val="3"/>
-        </w:numPr>
-      </w:pPr>
-      <w:r>
-        <w:t>Quellen</w:t>
       </w:r>
     </w:p>
     <w:p>

--- a/report/Sonstiges/To-Do.docx
+++ b/report/Sonstiges/To-Do.docx
@@ -81,7 +81,15 @@
         </w:numPr>
       </w:pPr>
       <w:r>
-        <w:t>Jedicut Recherche</w:t>
+        <w:t>Jedicut Anleitung</w:t>
+      </w:r>
+    </w:p>
+    <w:p>
+      <w:pPr>
+        <w:pStyle w:val="berschrift1"/>
+      </w:pPr>
+      <w:r>
+        <w:t xml:space="preserve">David </w:t>
       </w:r>
     </w:p>
     <w:p>
@@ -93,15 +101,10 @@
         </w:numPr>
       </w:pPr>
       <w:r>
-        <w:t>Jedicut Anleitung</w:t>
-      </w:r>
-    </w:p>
-    <w:p>
-      <w:pPr>
-        <w:pStyle w:val="berschrift1"/>
-      </w:pPr>
-      <w:r>
-        <w:t xml:space="preserve">David </w:t>
+        <w:t>Doku Endschalter</w:t>
+      </w:r>
+      <w:r>
+        <w:t xml:space="preserve"> Quellen</w:t>
       </w:r>
     </w:p>
     <w:p>
@@ -112,11 +115,13 @@
           <w:numId w:val="1"/>
         </w:numPr>
       </w:pPr>
-      <w:r>
-        <w:t>Doku Endschalter</w:t>
-      </w:r>
-      <w:r>
-        <w:t xml:space="preserve"> Quellen</w:t>
+    </w:p>
+    <w:p>
+      <w:pPr>
+        <w:pStyle w:val="berschrift1"/>
+      </w:pPr>
+      <w:r>
+        <w:t xml:space="preserve">Dennis </w:t>
       </w:r>
     </w:p>
     <w:p>
@@ -127,13 +132,8 @@
           <w:numId w:val="1"/>
         </w:numPr>
       </w:pPr>
-    </w:p>
-    <w:p>
-      <w:pPr>
-        <w:pStyle w:val="berschrift1"/>
-      </w:pPr>
-      <w:r>
-        <w:t xml:space="preserve">Dennis </w:t>
+      <w:r>
+        <w:t>Tabelle ausbessern</w:t>
       </w:r>
     </w:p>
     <w:p>
@@ -145,7 +145,20 @@
         </w:numPr>
       </w:pPr>
       <w:r>
-        <w:t>Tabelle ausbessern</w:t>
+        <w:t>OLED Doku</w:t>
+      </w:r>
+    </w:p>
+    <w:p>
+      <w:pPr>
+        <w:pStyle w:val="Listenabsatz"/>
+      </w:pPr>
+    </w:p>
+    <w:p>
+      <w:pPr>
+        <w:pStyle w:val="berschrift1"/>
+      </w:pPr>
+      <w:r>
+        <w:t xml:space="preserve">Alex </w:t>
       </w:r>
     </w:p>
     <w:p>
@@ -157,20 +170,7 @@
         </w:numPr>
       </w:pPr>
       <w:r>
-        <w:t>OLED Doku</w:t>
-      </w:r>
-    </w:p>
-    <w:p>
-      <w:pPr>
-        <w:pStyle w:val="Listenabsatz"/>
-      </w:pPr>
-    </w:p>
-    <w:p>
-      <w:pPr>
-        <w:pStyle w:val="berschrift1"/>
-      </w:pPr>
-      <w:r>
-        <w:t xml:space="preserve">Alex </w:t>
+        <w:t>Tikz Netzanschluss</w:t>
       </w:r>
     </w:p>
     <w:p>
@@ -181,8 +181,13 @@
           <w:numId w:val="1"/>
         </w:numPr>
       </w:pPr>
-      <w:r>
-        <w:t>Tikz Netzanschluss</w:t>
+    </w:p>
+    <w:p>
+      <w:pPr>
+        <w:pStyle w:val="berschrift1"/>
+      </w:pPr>
+      <w:r>
+        <w:t>Leon</w:t>
       </w:r>
     </w:p>
     <w:p>
@@ -193,13 +198,8 @@
           <w:numId w:val="1"/>
         </w:numPr>
       </w:pPr>
-    </w:p>
-    <w:p>
-      <w:pPr>
-        <w:pStyle w:val="berschrift1"/>
-      </w:pPr>
-      <w:r>
-        <w:t>Leon</w:t>
+      <w:r>
+        <w:t>Einfacher Code</w:t>
       </w:r>
     </w:p>
     <w:p>
@@ -211,7 +211,7 @@
         </w:numPr>
       </w:pPr>
       <w:r>
-        <w:t>Einfacher Code</w:t>
+        <w:t>Tests</w:t>
       </w:r>
     </w:p>
     <w:p>
